--- a/artifacts/api-server/templates/wathbah_contract_template_AR.docx
+++ b/artifacts/api-server/templates/wathbah_contract_template_AR.docx
@@ -1569,7 +1569,7 @@
           <w:sz w:val="18"/>
           <w:szCs w:val="18"/>
         </w:rPr>
-        <w:t xml:space="preserve">{{#each </w:t>
+        <w:t xml:space="preserve">{{#</w:t>
       </w:r>
       <w:proofErr w:type="gramStart"/>
       <w:r>
@@ -1822,7 +1822,7 @@
                 <w:szCs w:val="20"/>
                 <w:shd w:val="clear" w:color="auto" w:fill="F4F2EB"/>
               </w:rPr>
-              <w:t>milestone.amount</w:t>
+              <w:t>amount</w:t>
             </w:r>
             <w:proofErr w:type="spellEnd"/>
             <w:r>
@@ -1887,7 +1887,7 @@
                 <w:szCs w:val="20"/>
                 <w:shd w:val="clear" w:color="auto" w:fill="F4F2EB"/>
               </w:rPr>
-              <w:t>milestone.percent</w:t>
+              <w:t>percent</w:t>
             </w:r>
             <w:proofErr w:type="spellEnd"/>
             <w:r>
@@ -1952,7 +1952,7 @@
                 <w:szCs w:val="20"/>
                 <w:shd w:val="clear" w:color="auto" w:fill="F4F2EB"/>
               </w:rPr>
-              <w:t>milestone.label</w:t>
+              <w:t>label</w:t>
             </w:r>
             <w:proofErr w:type="spellEnd"/>
             <w:r>
@@ -2017,7 +2017,7 @@
                 <w:szCs w:val="20"/>
                 <w:shd w:val="clear" w:color="auto" w:fill="F4F2EB"/>
               </w:rPr>
-              <w:t>milestone.index</w:t>
+              <w:t>index</w:t>
             </w:r>
             <w:proofErr w:type="spellEnd"/>
             <w:r>
@@ -2060,7 +2060,7 @@
           <w:sz w:val="18"/>
           <w:szCs w:val="18"/>
         </w:rPr>
-        <w:t>{{/each}}</w:t>
+        <w:t>{{/milestones}}</w:t>
       </w:r>
     </w:p>
     <w:p>

--- a/artifacts/api-server/templates/wathbah_contract_template_AR.docx
+++ b/artifacts/api-server/templates/wathbah_contract_template_AR.docx
@@ -21,7 +21,7 @@
           <w:szCs w:val="40"/>
           <w:rtl/>
         </w:rPr>
-        <w:t>نموذج عقد توريد</w:t>
+        <w:t>عقد توريد</w:t>
       </w:r>
     </w:p>
     <w:p>
@@ -33,66 +33,6 @@
         </w:rPr>
       </w:pPr>
     </w:p>
-    <w:tbl>
-      <w:tblPr>
-        <w:bidiVisual/>
-        <w:tblW w:w="9000" w:type="dxa"/>
-        <w:tblBorders>
-          <w:top w:val="single" w:sz="4" w:space="0" w:color="auto"/>
-          <w:left w:val="single" w:sz="4" w:space="0" w:color="auto"/>
-          <w:bottom w:val="single" w:sz="4" w:space="0" w:color="auto"/>
-          <w:right w:val="single" w:sz="4" w:space="0" w:color="auto"/>
-          <w:insideH w:val="single" w:sz="4" w:space="0" w:color="auto"/>
-          <w:insideV w:val="single" w:sz="4" w:space="0" w:color="auto"/>
-        </w:tblBorders>
-        <w:tblCellMar>
-          <w:left w:w="10" w:type="dxa"/>
-          <w:right w:w="10" w:type="dxa"/>
-        </w:tblCellMar>
-        <w:tblLook w:val="04A0" w:firstRow="1" w:lastRow="0" w:firstColumn="1" w:lastColumn="0" w:noHBand="0" w:noVBand="1"/>
-      </w:tblPr>
-      <w:tblGrid>
-        <w:gridCol w:w="9000"/>
-      </w:tblGrid>
-      <w:tr>
-        <w:tc>
-          <w:tcPr>
-            <w:tcW w:w="0" w:type="auto"/>
-            <w:tcBorders>
-              <w:top w:val="single" w:sz="8" w:space="0" w:color="C8962A"/>
-              <w:left w:val="single" w:sz="8" w:space="0" w:color="C8962A"/>
-              <w:bottom w:val="single" w:sz="8" w:space="0" w:color="C8962A"/>
-              <w:right w:val="single" w:sz="8" w:space="0" w:color="C8962A"/>
-            </w:tcBorders>
-            <w:shd w:val="clear" w:color="auto" w:fill="FFF7E6"/>
-            <w:tcMar>
-              <w:top w:w="200" w:type="dxa"/>
-              <w:left w:w="200" w:type="dxa"/>
-              <w:bottom w:w="200" w:type="dxa"/>
-              <w:right w:w="200" w:type="dxa"/>
-            </w:tcMar>
-          </w:tcPr>
-          <w:p>
-            <w:pPr>
-              <w:bidi/>
-              <w:rPr>
-                <w:rFonts w:asciiTheme="minorHAnsi" w:hAnsiTheme="minorHAnsi" w:cstheme="minorHAnsi"/>
-              </w:rPr>
-            </w:pPr>
-            <w:r>
-              <w:rPr>
-                <w:rFonts w:asciiTheme="minorHAnsi" w:hAnsiTheme="minorHAnsi" w:cstheme="minorHAnsi"/>
-                <w:b/>
-                <w:bCs/>
-                <w:color w:val="1B2A4A"/>
-                <w:rtl/>
-              </w:rPr>
-              <w:t>هذا مستند مرجعي للمطورين. ليس عقدًا حقيقيًا. القيم بين الأقواس المزدوجة يتم استبدالها تلقائيًا عند توليد العقد.</w:t>
-            </w:r>
-          </w:p>
-        </w:tc>
-      </w:tr>
-    </w:tbl>
     <w:p>
       <w:pPr>
         <w:bidi/>
@@ -119,8 +59,8 @@
           <w:b/>
           <w:bCs/>
           <w:color w:val="1B2A4A"/>
-          <w:sz w:val="28"/>
-          <w:szCs w:val="28"/>
+          <w:sz w:val="24"/>
+          <w:szCs w:val="24"/>
           <w:rtl/>
         </w:rPr>
         <w:t>بيانات العقد</w:t>
@@ -231,18 +171,6 @@
                 <w:rFonts w:asciiTheme="minorHAnsi" w:hAnsiTheme="minorHAnsi" w:cstheme="minorHAnsi"/>
               </w:rPr>
             </w:pPr>
-            <w:r>
-              <w:rPr>
-                <w:rFonts w:asciiTheme="minorHAnsi" w:hAnsiTheme="minorHAnsi" w:cstheme="minorHAnsi"/>
-                <w:i/>
-                <w:iCs/>
-                <w:color w:val="6B6A60"/>
-                <w:sz w:val="18"/>
-                <w:szCs w:val="18"/>
-                <w:rtl/>
-              </w:rPr>
-              <w:t>← مثال: WTB-CT-2026-0142</w:t>
-            </w:r>
           </w:p>
         </w:tc>
         <w:tc>
@@ -327,18 +255,6 @@
                 <w:rFonts w:asciiTheme="minorHAnsi" w:hAnsiTheme="minorHAnsi" w:cstheme="minorHAnsi"/>
               </w:rPr>
             </w:pPr>
-            <w:r>
-              <w:rPr>
-                <w:rFonts w:asciiTheme="minorHAnsi" w:hAnsiTheme="minorHAnsi" w:cstheme="minorHAnsi"/>
-                <w:i/>
-                <w:iCs/>
-                <w:color w:val="6B6A60"/>
-                <w:sz w:val="18"/>
-                <w:szCs w:val="18"/>
-                <w:rtl/>
-              </w:rPr>
-              <w:t>← تنسيق: DD/MM/YYYY</w:t>
-            </w:r>
           </w:p>
         </w:tc>
       </w:tr>
@@ -425,18 +341,6 @@
                 <w:rFonts w:asciiTheme="minorHAnsi" w:hAnsiTheme="minorHAnsi" w:cstheme="minorHAnsi"/>
               </w:rPr>
             </w:pPr>
-            <w:r>
-              <w:rPr>
-                <w:rFonts w:asciiTheme="minorHAnsi" w:hAnsiTheme="minorHAnsi" w:cstheme="minorHAnsi"/>
-                <w:i/>
-                <w:iCs/>
-                <w:color w:val="6B6A60"/>
-                <w:sz w:val="18"/>
-                <w:szCs w:val="18"/>
-                <w:rtl/>
-              </w:rPr>
-              <w:t>← من ملف عرض السعر المرفق</w:t>
-            </w:r>
           </w:p>
         </w:tc>
         <w:tc>
@@ -521,18 +425,6 @@
                 <w:rFonts w:asciiTheme="minorHAnsi" w:hAnsiTheme="minorHAnsi" w:cstheme="minorHAnsi"/>
               </w:rPr>
             </w:pPr>
-            <w:r>
-              <w:rPr>
-                <w:rFonts w:asciiTheme="minorHAnsi" w:hAnsiTheme="minorHAnsi" w:cstheme="minorHAnsi"/>
-                <w:i/>
-                <w:iCs/>
-                <w:color w:val="6B6A60"/>
-                <w:sz w:val="18"/>
-                <w:szCs w:val="18"/>
-                <w:rtl/>
-              </w:rPr>
-              <w:t>← كما في ملف العرض الأصلي</w:t>
-            </w:r>
           </w:p>
         </w:tc>
       </w:tr>
@@ -619,18 +511,6 @@
                 <w:rFonts w:asciiTheme="minorHAnsi" w:hAnsiTheme="minorHAnsi" w:cstheme="minorHAnsi"/>
               </w:rPr>
             </w:pPr>
-            <w:r>
-              <w:rPr>
-                <w:rFonts w:asciiTheme="minorHAnsi" w:hAnsiTheme="minorHAnsi" w:cstheme="minorHAnsi"/>
-                <w:i/>
-                <w:iCs/>
-                <w:color w:val="6B6A60"/>
-                <w:sz w:val="18"/>
-                <w:szCs w:val="18"/>
-                <w:rtl/>
-              </w:rPr>
-              <w:t>← مثال: WT-VI-QQX2P</w:t>
-            </w:r>
           </w:p>
         </w:tc>
         <w:tc>
@@ -715,18 +595,6 @@
                 <w:rFonts w:asciiTheme="minorHAnsi" w:hAnsiTheme="minorHAnsi" w:cstheme="minorHAnsi"/>
               </w:rPr>
             </w:pPr>
-            <w:r>
-              <w:rPr>
-                <w:rFonts w:asciiTheme="minorHAnsi" w:hAnsiTheme="minorHAnsi" w:cstheme="minorHAnsi"/>
-                <w:i/>
-                <w:iCs/>
-                <w:color w:val="6B6A60"/>
-                <w:sz w:val="18"/>
-                <w:szCs w:val="18"/>
-                <w:rtl/>
-              </w:rPr>
-              <w:t>← مثال: فيلا الورد</w:t>
-            </w:r>
           </w:p>
         </w:tc>
       </w:tr>
@@ -748,8 +616,8 @@
           <w:b/>
           <w:bCs/>
           <w:color w:val="1B2A4A"/>
-          <w:sz w:val="28"/>
-          <w:szCs w:val="28"/>
+          <w:sz w:val="24"/>
+          <w:szCs w:val="24"/>
           <w:rtl/>
         </w:rPr>
         <w:t>الأطراف</w:t>
@@ -946,18 +814,6 @@
                 <w:rFonts w:asciiTheme="minorHAnsi" w:hAnsiTheme="minorHAnsi" w:cstheme="minorHAnsi"/>
               </w:rPr>
             </w:pPr>
-            <w:r>
-              <w:rPr>
-                <w:rFonts w:asciiTheme="minorHAnsi" w:hAnsiTheme="minorHAnsi" w:cstheme="minorHAnsi"/>
-                <w:i/>
-                <w:iCs/>
-                <w:color w:val="6B6A60"/>
-                <w:sz w:val="18"/>
-                <w:szCs w:val="18"/>
-                <w:rtl/>
-              </w:rPr>
-              <w:t>← كما في سجل العملاء</w:t>
-            </w:r>
           </w:p>
         </w:tc>
         <w:tc>
@@ -1042,18 +898,6 @@
                 <w:rFonts w:asciiTheme="minorHAnsi" w:hAnsiTheme="minorHAnsi" w:cstheme="minorHAnsi"/>
               </w:rPr>
             </w:pPr>
-            <w:r>
-              <w:rPr>
-                <w:rFonts w:asciiTheme="minorHAnsi" w:hAnsiTheme="minorHAnsi" w:cstheme="minorHAnsi"/>
-                <w:i/>
-                <w:iCs/>
-                <w:color w:val="6B6A60"/>
-                <w:sz w:val="18"/>
-                <w:szCs w:val="18"/>
-                <w:rtl/>
-              </w:rPr>
-              <w:t>← تنسيق دولي مثل +966XXXXXXXXX</w:t>
-            </w:r>
           </w:p>
         </w:tc>
       </w:tr>
@@ -1140,18 +984,6 @@
                 <w:rFonts w:asciiTheme="minorHAnsi" w:hAnsiTheme="minorHAnsi" w:cstheme="minorHAnsi"/>
               </w:rPr>
             </w:pPr>
-            <w:r>
-              <w:rPr>
-                <w:rFonts w:asciiTheme="minorHAnsi" w:hAnsiTheme="minorHAnsi" w:cstheme="minorHAnsi"/>
-                <w:i/>
-                <w:iCs/>
-                <w:color w:val="6B6A60"/>
-                <w:sz w:val="18"/>
-                <w:szCs w:val="18"/>
-                <w:rtl/>
-              </w:rPr>
-              <w:t>← اختياري — قد يكون فارغًا</w:t>
-            </w:r>
           </w:p>
         </w:tc>
         <w:tc>
@@ -1236,18 +1068,6 @@
                 <w:rFonts w:asciiTheme="minorHAnsi" w:hAnsiTheme="minorHAnsi" w:cstheme="minorHAnsi"/>
               </w:rPr>
             </w:pPr>
-            <w:r>
-              <w:rPr>
-                <w:rFonts w:asciiTheme="minorHAnsi" w:hAnsiTheme="minorHAnsi" w:cstheme="minorHAnsi"/>
-                <w:i/>
-                <w:iCs/>
-                <w:color w:val="6B6A60"/>
-                <w:sz w:val="18"/>
-                <w:szCs w:val="18"/>
-                <w:rtl/>
-              </w:rPr>
-              <w:t>← حي ومدينة العميل</w:t>
-            </w:r>
           </w:p>
         </w:tc>
       </w:tr>
@@ -1285,74 +1105,11 @@
           <w:b/>
           <w:bCs/>
           <w:color w:val="1B2A4A"/>
-          <w:sz w:val="28"/>
-          <w:szCs w:val="28"/>
+          <w:sz w:val="24"/>
+          <w:szCs w:val="24"/>
           <w:rtl/>
         </w:rPr>
         <w:t>المقدمة</w:t>
-      </w:r>
-    </w:p>
-    <w:p>
-      <w:pPr>
-        <w:bidi/>
-        <w:spacing w:before="60" w:after="60"/>
-        <w:rPr>
-          <w:rFonts w:asciiTheme="minorHAnsi" w:hAnsiTheme="minorHAnsi" w:cstheme="minorHAnsi"/>
-        </w:rPr>
-      </w:pPr>
-      <w:r>
-        <w:rPr>
-          <w:rFonts w:asciiTheme="minorHAnsi" w:hAnsiTheme="minorHAnsi" w:cstheme="minorHAnsi"/>
-          <w:color w:val="6B6A60"/>
-          <w:sz w:val="20"/>
-          <w:szCs w:val="20"/>
-          <w:rtl/>
-        </w:rPr>
-        <w:t xml:space="preserve">نص المقدمة يأتي من إعدادات القالب في </w:t>
-      </w:r>
-      <w:proofErr w:type="spellStart"/>
-      <w:r>
-        <w:rPr>
-          <w:rFonts w:asciiTheme="minorHAnsi" w:hAnsiTheme="minorHAnsi" w:cstheme="minorHAnsi"/>
-          <w:color w:val="6B6A60"/>
-          <w:sz w:val="20"/>
-          <w:szCs w:val="20"/>
-          <w:rtl/>
-        </w:rPr>
-        <w:t>AdminSettings</w:t>
-      </w:r>
-      <w:proofErr w:type="spellEnd"/>
-      <w:r>
-        <w:rPr>
-          <w:rFonts w:asciiTheme="minorHAnsi" w:hAnsiTheme="minorHAnsi" w:cstheme="minorHAnsi"/>
-          <w:color w:val="6B6A60"/>
-          <w:sz w:val="20"/>
-          <w:szCs w:val="20"/>
-          <w:rtl/>
-        </w:rPr>
-        <w:t xml:space="preserve"> — حقل </w:t>
-      </w:r>
-      <w:proofErr w:type="spellStart"/>
-      <w:r>
-        <w:rPr>
-          <w:rFonts w:asciiTheme="minorHAnsi" w:hAnsiTheme="minorHAnsi" w:cstheme="minorHAnsi"/>
-          <w:color w:val="6B6A60"/>
-          <w:sz w:val="20"/>
-          <w:szCs w:val="20"/>
-          <w:rtl/>
-        </w:rPr>
-        <w:t>cover_intro_ar</w:t>
-      </w:r>
-      <w:proofErr w:type="spellEnd"/>
-      <w:r>
-        <w:rPr>
-          <w:rFonts w:asciiTheme="minorHAnsi" w:hAnsiTheme="minorHAnsi" w:cstheme="minorHAnsi"/>
-          <w:color w:val="6B6A60"/>
-          <w:sz w:val="20"/>
-          <w:szCs w:val="20"/>
-          <w:rtl/>
-        </w:rPr>
-        <w:t>.</w:t>
       </w:r>
     </w:p>
     <w:p>
@@ -1417,8 +1174,8 @@
                 <w:b/>
                 <w:bCs/>
                 <w:color w:val="C8962A"/>
-                <w:sz w:val="28"/>
-                <w:szCs w:val="28"/>
+                <w:sz w:val="24"/>
+                <w:szCs w:val="24"/>
               </w:rPr>
               <w:t>{{</w:t>
             </w:r>
@@ -1429,8 +1186,8 @@
                 <w:b/>
                 <w:bCs/>
                 <w:color w:val="C8962A"/>
-                <w:sz w:val="28"/>
-                <w:szCs w:val="28"/>
+                <w:sz w:val="24"/>
+                <w:szCs w:val="24"/>
               </w:rPr>
               <w:t>coverIntroAr</w:t>
             </w:r>
@@ -1441,31 +1198,10 @@
                 <w:b/>
                 <w:bCs/>
                 <w:color w:val="C8962A"/>
-                <w:sz w:val="28"/>
-                <w:szCs w:val="28"/>
+                <w:sz w:val="24"/>
+                <w:szCs w:val="24"/>
               </w:rPr>
               <w:t>}}</w:t>
-            </w:r>
-          </w:p>
-          <w:p>
-            <w:pPr>
-              <w:bidi/>
-              <w:spacing w:before="120"/>
-              <w:rPr>
-                <w:rFonts w:asciiTheme="minorHAnsi" w:hAnsiTheme="minorHAnsi" w:cstheme="minorHAnsi"/>
-              </w:rPr>
-            </w:pPr>
-            <w:r>
-              <w:rPr>
-                <w:rFonts w:asciiTheme="minorHAnsi" w:hAnsiTheme="minorHAnsi" w:cstheme="minorHAnsi"/>
-                <w:i/>
-                <w:iCs/>
-                <w:color w:val="6B6A60"/>
-                <w:sz w:val="18"/>
-                <w:szCs w:val="18"/>
-                <w:rtl/>
-              </w:rPr>
-              <w:t>نص متعدد الأسطر — يدعم الأسطر الجديدة والقوائم المرقّمة</w:t>
             </w:r>
           </w:p>
         </w:tc>
@@ -1488,52 +1224,11 @@
           <w:b/>
           <w:bCs/>
           <w:color w:val="1B2A4A"/>
-          <w:sz w:val="28"/>
-          <w:szCs w:val="28"/>
+          <w:sz w:val="24"/>
+          <w:szCs w:val="24"/>
           <w:rtl/>
         </w:rPr>
         <w:t>جدول الدفعات</w:t>
-      </w:r>
-    </w:p>
-    <w:p>
-      <w:pPr>
-        <w:bidi/>
-        <w:spacing w:before="60" w:after="60"/>
-        <w:rPr>
-          <w:rFonts w:asciiTheme="minorHAnsi" w:hAnsiTheme="minorHAnsi" w:cstheme="minorHAnsi"/>
-        </w:rPr>
-      </w:pPr>
-      <w:r>
-        <w:rPr>
-          <w:rFonts w:asciiTheme="minorHAnsi" w:hAnsiTheme="minorHAnsi" w:cstheme="minorHAnsi"/>
-          <w:color w:val="6B6A60"/>
-          <w:sz w:val="20"/>
-          <w:szCs w:val="20"/>
-          <w:rtl/>
-        </w:rPr>
-        <w:t xml:space="preserve">يأتي عدد الدفعات وتفاصيلها من جدول </w:t>
-      </w:r>
-      <w:proofErr w:type="spellStart"/>
-      <w:r>
-        <w:rPr>
-          <w:rFonts w:asciiTheme="minorHAnsi" w:hAnsiTheme="minorHAnsi" w:cstheme="minorHAnsi"/>
-          <w:color w:val="6B6A60"/>
-          <w:sz w:val="20"/>
-          <w:szCs w:val="20"/>
-          <w:rtl/>
-        </w:rPr>
-        <w:t>payment_milestones</w:t>
-      </w:r>
-      <w:proofErr w:type="spellEnd"/>
-      <w:r>
-        <w:rPr>
-          <w:rFonts w:asciiTheme="minorHAnsi" w:hAnsiTheme="minorHAnsi" w:cstheme="minorHAnsi"/>
-          <w:color w:val="6B6A60"/>
-          <w:sz w:val="20"/>
-          <w:szCs w:val="20"/>
-          <w:rtl/>
-        </w:rPr>
-        <w:t xml:space="preserve"> في قاعدة البيانات.</w:t>
       </w:r>
     </w:p>
     <w:p>
@@ -1805,8 +1500,8 @@
                 <w:b/>
                 <w:bCs/>
                 <w:color w:val="C8962A"/>
-                <w:sz w:val="20"/>
-                <w:szCs w:val="20"/>
+                <w:sz w:val="18"/>
+                <w:szCs w:val="18"/>
                 <w:shd w:val="clear" w:color="auto" w:fill="F4F2EB"/>
               </w:rPr>
               <w:t>{{</w:t>
@@ -1818,8 +1513,8 @@
                 <w:b/>
                 <w:bCs/>
                 <w:color w:val="C8962A"/>
-                <w:sz w:val="20"/>
-                <w:szCs w:val="20"/>
+                <w:sz w:val="18"/>
+                <w:szCs w:val="18"/>
                 <w:shd w:val="clear" w:color="auto" w:fill="F4F2EB"/>
               </w:rPr>
               <w:t>amount</w:t>
@@ -1831,8 +1526,8 @@
                 <w:b/>
                 <w:bCs/>
                 <w:color w:val="C8962A"/>
-                <w:sz w:val="20"/>
-                <w:szCs w:val="20"/>
+                <w:sz w:val="18"/>
+                <w:szCs w:val="18"/>
                 <w:shd w:val="clear" w:color="auto" w:fill="F4F2EB"/>
               </w:rPr>
               <w:t>}}</w:t>
@@ -1870,8 +1565,8 @@
                 <w:b/>
                 <w:bCs/>
                 <w:color w:val="C8962A"/>
-                <w:sz w:val="20"/>
-                <w:szCs w:val="20"/>
+                <w:sz w:val="18"/>
+                <w:szCs w:val="18"/>
                 <w:shd w:val="clear" w:color="auto" w:fill="F4F2EB"/>
               </w:rPr>
               <w:t>{{</w:t>
@@ -1883,8 +1578,8 @@
                 <w:b/>
                 <w:bCs/>
                 <w:color w:val="C8962A"/>
-                <w:sz w:val="20"/>
-                <w:szCs w:val="20"/>
+                <w:sz w:val="18"/>
+                <w:szCs w:val="18"/>
                 <w:shd w:val="clear" w:color="auto" w:fill="F4F2EB"/>
               </w:rPr>
               <w:t>percent</w:t>
@@ -1896,8 +1591,8 @@
                 <w:b/>
                 <w:bCs/>
                 <w:color w:val="C8962A"/>
-                <w:sz w:val="20"/>
-                <w:szCs w:val="20"/>
+                <w:sz w:val="18"/>
+                <w:szCs w:val="18"/>
                 <w:shd w:val="clear" w:color="auto" w:fill="F4F2EB"/>
               </w:rPr>
               <w:t>}}%</w:t>
@@ -1935,8 +1630,8 @@
                 <w:b/>
                 <w:bCs/>
                 <w:color w:val="C8962A"/>
-                <w:sz w:val="20"/>
-                <w:szCs w:val="20"/>
+                <w:sz w:val="18"/>
+                <w:szCs w:val="18"/>
                 <w:shd w:val="clear" w:color="auto" w:fill="F4F2EB"/>
               </w:rPr>
               <w:t>{{</w:t>
@@ -1948,8 +1643,8 @@
                 <w:b/>
                 <w:bCs/>
                 <w:color w:val="C8962A"/>
-                <w:sz w:val="20"/>
-                <w:szCs w:val="20"/>
+                <w:sz w:val="18"/>
+                <w:szCs w:val="18"/>
                 <w:shd w:val="clear" w:color="auto" w:fill="F4F2EB"/>
               </w:rPr>
               <w:t>label</w:t>
@@ -1961,8 +1656,8 @@
                 <w:b/>
                 <w:bCs/>
                 <w:color w:val="C8962A"/>
-                <w:sz w:val="20"/>
-                <w:szCs w:val="20"/>
+                <w:sz w:val="18"/>
+                <w:szCs w:val="18"/>
                 <w:shd w:val="clear" w:color="auto" w:fill="F4F2EB"/>
               </w:rPr>
               <w:t>}}</w:t>
@@ -2000,8 +1695,8 @@
                 <w:b/>
                 <w:bCs/>
                 <w:color w:val="C8962A"/>
-                <w:sz w:val="20"/>
-                <w:szCs w:val="20"/>
+                <w:sz w:val="18"/>
+                <w:szCs w:val="18"/>
                 <w:shd w:val="clear" w:color="auto" w:fill="F4F2EB"/>
               </w:rPr>
               <w:t>{{</w:t>
@@ -2013,8 +1708,8 @@
                 <w:b/>
                 <w:bCs/>
                 <w:color w:val="C8962A"/>
-                <w:sz w:val="20"/>
-                <w:szCs w:val="20"/>
+                <w:sz w:val="18"/>
+                <w:szCs w:val="18"/>
                 <w:shd w:val="clear" w:color="auto" w:fill="F4F2EB"/>
               </w:rPr>
               <w:t>index</w:t>
@@ -2026,8 +1721,8 @@
                 <w:b/>
                 <w:bCs/>
                 <w:color w:val="C8962A"/>
-                <w:sz w:val="20"/>
-                <w:szCs w:val="20"/>
+                <w:sz w:val="18"/>
+                <w:szCs w:val="18"/>
                 <w:shd w:val="clear" w:color="auto" w:fill="F4F2EB"/>
               </w:rPr>
               <w:t>}}</w:t>
@@ -2089,74 +1784,11 @@
           <w:b/>
           <w:bCs/>
           <w:color w:val="1B2A4A"/>
-          <w:sz w:val="28"/>
-          <w:szCs w:val="28"/>
+          <w:sz w:val="24"/>
+          <w:szCs w:val="24"/>
           <w:rtl/>
         </w:rPr>
         <w:t>الشروط العامة</w:t>
-      </w:r>
-    </w:p>
-    <w:p>
-      <w:pPr>
-        <w:bidi/>
-        <w:spacing w:before="60" w:after="60"/>
-        <w:rPr>
-          <w:rFonts w:asciiTheme="minorHAnsi" w:hAnsiTheme="minorHAnsi" w:cstheme="minorHAnsi"/>
-        </w:rPr>
-      </w:pPr>
-      <w:r>
-        <w:rPr>
-          <w:rFonts w:asciiTheme="minorHAnsi" w:hAnsiTheme="minorHAnsi" w:cstheme="minorHAnsi"/>
-          <w:color w:val="6B6A60"/>
-          <w:sz w:val="20"/>
-          <w:szCs w:val="20"/>
-          <w:rtl/>
-        </w:rPr>
-        <w:t xml:space="preserve">نص الشروط يأتي من إعدادات القالب في </w:t>
-      </w:r>
-      <w:proofErr w:type="spellStart"/>
-      <w:r>
-        <w:rPr>
-          <w:rFonts w:asciiTheme="minorHAnsi" w:hAnsiTheme="minorHAnsi" w:cstheme="minorHAnsi"/>
-          <w:color w:val="6B6A60"/>
-          <w:sz w:val="20"/>
-          <w:szCs w:val="20"/>
-          <w:rtl/>
-        </w:rPr>
-        <w:t>AdminSettings</w:t>
-      </w:r>
-      <w:proofErr w:type="spellEnd"/>
-      <w:r>
-        <w:rPr>
-          <w:rFonts w:asciiTheme="minorHAnsi" w:hAnsiTheme="minorHAnsi" w:cstheme="minorHAnsi"/>
-          <w:color w:val="6B6A60"/>
-          <w:sz w:val="20"/>
-          <w:szCs w:val="20"/>
-          <w:rtl/>
-        </w:rPr>
-        <w:t xml:space="preserve"> — حقل </w:t>
-      </w:r>
-      <w:proofErr w:type="spellStart"/>
-      <w:r>
-        <w:rPr>
-          <w:rFonts w:asciiTheme="minorHAnsi" w:hAnsiTheme="minorHAnsi" w:cstheme="minorHAnsi"/>
-          <w:color w:val="6B6A60"/>
-          <w:sz w:val="20"/>
-          <w:szCs w:val="20"/>
-          <w:rtl/>
-        </w:rPr>
-        <w:t>terms_ar</w:t>
-      </w:r>
-      <w:proofErr w:type="spellEnd"/>
-      <w:r>
-        <w:rPr>
-          <w:rFonts w:asciiTheme="minorHAnsi" w:hAnsiTheme="minorHAnsi" w:cstheme="minorHAnsi"/>
-          <w:color w:val="6B6A60"/>
-          <w:sz w:val="20"/>
-          <w:szCs w:val="20"/>
-          <w:rtl/>
-        </w:rPr>
-        <w:t>.</w:t>
       </w:r>
     </w:p>
     <w:p>
@@ -2221,8 +1853,8 @@
                 <w:b/>
                 <w:bCs/>
                 <w:color w:val="C8962A"/>
-                <w:sz w:val="28"/>
-                <w:szCs w:val="28"/>
+                <w:sz w:val="24"/>
+                <w:szCs w:val="24"/>
               </w:rPr>
               <w:t>{{</w:t>
             </w:r>
@@ -2233,8 +1865,8 @@
                 <w:b/>
                 <w:bCs/>
                 <w:color w:val="C8962A"/>
-                <w:sz w:val="28"/>
-                <w:szCs w:val="28"/>
+                <w:sz w:val="24"/>
+                <w:szCs w:val="24"/>
               </w:rPr>
               <w:t>termsAr</w:t>
             </w:r>
@@ -2245,31 +1877,10 @@
                 <w:b/>
                 <w:bCs/>
                 <w:color w:val="C8962A"/>
-                <w:sz w:val="28"/>
-                <w:szCs w:val="28"/>
+                <w:sz w:val="24"/>
+                <w:szCs w:val="24"/>
               </w:rPr>
               <w:t>}}</w:t>
-            </w:r>
-          </w:p>
-          <w:p>
-            <w:pPr>
-              <w:bidi/>
-              <w:spacing w:before="120"/>
-              <w:rPr>
-                <w:rFonts w:asciiTheme="minorHAnsi" w:hAnsiTheme="minorHAnsi" w:cstheme="minorHAnsi"/>
-              </w:rPr>
-            </w:pPr>
-            <w:r>
-              <w:rPr>
-                <w:rFonts w:asciiTheme="minorHAnsi" w:hAnsiTheme="minorHAnsi" w:cstheme="minorHAnsi"/>
-                <w:i/>
-                <w:iCs/>
-                <w:color w:val="6B6A60"/>
-                <w:sz w:val="18"/>
-                <w:szCs w:val="18"/>
-                <w:rtl/>
-              </w:rPr>
-              <w:t>نص متعدد الأسطر — يدعم الأسطر الجديدة والقوائم المرقّمة</w:t>
             </w:r>
           </w:p>
         </w:tc>
@@ -2292,8 +1903,8 @@
           <w:b/>
           <w:bCs/>
           <w:color w:val="1B2A4A"/>
-          <w:sz w:val="28"/>
-          <w:szCs w:val="28"/>
+          <w:sz w:val="24"/>
+          <w:szCs w:val="24"/>
           <w:rtl/>
         </w:rPr>
         <w:t>المرفقات</w:t>
@@ -2387,8 +1998,8 @@
           <w:b/>
           <w:bCs/>
           <w:color w:val="1B2A4A"/>
-          <w:sz w:val="28"/>
-          <w:szCs w:val="28"/>
+          <w:sz w:val="24"/>
+          <w:szCs w:val="24"/>
           <w:rtl/>
         </w:rPr>
         <w:t>التوقيعات</w:t>
@@ -3088,269 +2699,6 @@
         </w:rPr>
       </w:pPr>
     </w:p>
-    <w:tbl>
-      <w:tblPr>
-        <w:bidiVisual/>
-        <w:tblW w:w="9000" w:type="dxa"/>
-        <w:tblBorders>
-          <w:top w:val="single" w:sz="4" w:space="0" w:color="auto"/>
-          <w:left w:val="single" w:sz="4" w:space="0" w:color="auto"/>
-          <w:bottom w:val="single" w:sz="4" w:space="0" w:color="auto"/>
-          <w:right w:val="single" w:sz="4" w:space="0" w:color="auto"/>
-          <w:insideH w:val="single" w:sz="4" w:space="0" w:color="auto"/>
-          <w:insideV w:val="single" w:sz="4" w:space="0" w:color="auto"/>
-        </w:tblBorders>
-        <w:tblCellMar>
-          <w:left w:w="10" w:type="dxa"/>
-          <w:right w:w="10" w:type="dxa"/>
-        </w:tblCellMar>
-        <w:tblLook w:val="04A0" w:firstRow="1" w:lastRow="0" w:firstColumn="1" w:lastColumn="0" w:noHBand="0" w:noVBand="1"/>
-      </w:tblPr>
-      <w:tblGrid>
-        <w:gridCol w:w="9000"/>
-      </w:tblGrid>
-      <w:tr>
-        <w:tc>
-          <w:tcPr>
-            <w:tcW w:w="0" w:type="auto"/>
-            <w:tcBorders>
-              <w:top w:val="single" w:sz="12" w:space="0" w:color="C8962A"/>
-              <w:left w:val="single" w:sz="12" w:space="0" w:color="C8962A"/>
-              <w:bottom w:val="single" w:sz="12" w:space="0" w:color="C8962A"/>
-              <w:right w:val="single" w:sz="12" w:space="0" w:color="C8962A"/>
-            </w:tcBorders>
-            <w:shd w:val="clear" w:color="auto" w:fill="FFF7E6"/>
-            <w:tcMar>
-              <w:top w:w="200" w:type="dxa"/>
-              <w:left w:w="240" w:type="dxa"/>
-              <w:bottom w:w="200" w:type="dxa"/>
-              <w:right w:w="240" w:type="dxa"/>
-            </w:tcMar>
-          </w:tcPr>
-          <w:p>
-            <w:pPr>
-              <w:bidi/>
-              <w:spacing w:after="120"/>
-              <w:rPr>
-                <w:rFonts w:asciiTheme="minorHAnsi" w:hAnsiTheme="minorHAnsi" w:cstheme="minorHAnsi"/>
-              </w:rPr>
-            </w:pPr>
-            <w:r>
-              <w:rPr>
-                <w:rFonts w:asciiTheme="minorHAnsi" w:hAnsiTheme="minorHAnsi" w:cstheme="minorHAnsi"/>
-                <w:b/>
-                <w:bCs/>
-                <w:color w:val="1B2A4A"/>
-                <w:sz w:val="26"/>
-                <w:szCs w:val="26"/>
-                <w:rtl/>
-              </w:rPr>
-              <w:t>ملاحظات للمطوّر</w:t>
-            </w:r>
-          </w:p>
-          <w:p>
-            <w:pPr>
-              <w:pStyle w:val="ListParagraph"/>
-              <w:numPr>
-                <w:ilvl w:val="0"/>
-                <w:numId w:val="2"/>
-              </w:numPr>
-              <w:bidi/>
-              <w:spacing w:before="60" w:after="60"/>
-              <w:rPr>
-                <w:rFonts w:asciiTheme="minorHAnsi" w:hAnsiTheme="minorHAnsi" w:cstheme="minorHAnsi"/>
-              </w:rPr>
-            </w:pPr>
-            <w:r>
-              <w:rPr>
-                <w:rFonts w:asciiTheme="minorHAnsi" w:hAnsiTheme="minorHAnsi" w:cstheme="minorHAnsi"/>
-                <w:color w:val="141A24"/>
-                <w:sz w:val="20"/>
-                <w:szCs w:val="20"/>
-                <w:rtl/>
-              </w:rPr>
-              <w:t xml:space="preserve">بناء جملة المتغيرات: استخدم الأقواس المزدوجة. بناء التكرار: استخدم </w:t>
-            </w:r>
-            <w:proofErr w:type="spellStart"/>
-            <w:r>
-              <w:rPr>
-                <w:rFonts w:asciiTheme="minorHAnsi" w:hAnsiTheme="minorHAnsi" w:cstheme="minorHAnsi"/>
-                <w:color w:val="141A24"/>
-                <w:sz w:val="20"/>
-                <w:szCs w:val="20"/>
-                <w:rtl/>
-              </w:rPr>
-              <w:t>each</w:t>
-            </w:r>
-            <w:proofErr w:type="spellEnd"/>
-            <w:r>
-              <w:rPr>
-                <w:rFonts w:asciiTheme="minorHAnsi" w:hAnsiTheme="minorHAnsi" w:cstheme="minorHAnsi"/>
-                <w:color w:val="141A24"/>
-                <w:sz w:val="20"/>
-                <w:szCs w:val="20"/>
-                <w:rtl/>
-              </w:rPr>
-              <w:t xml:space="preserve"> مع الكائن الجمعي.</w:t>
-            </w:r>
-          </w:p>
-          <w:p>
-            <w:pPr>
-              <w:pStyle w:val="ListParagraph"/>
-              <w:numPr>
-                <w:ilvl w:val="0"/>
-                <w:numId w:val="2"/>
-              </w:numPr>
-              <w:bidi/>
-              <w:spacing w:before="60" w:after="60"/>
-              <w:rPr>
-                <w:rFonts w:asciiTheme="minorHAnsi" w:hAnsiTheme="minorHAnsi" w:cstheme="minorHAnsi"/>
-              </w:rPr>
-            </w:pPr>
-            <w:r>
-              <w:rPr>
-                <w:rFonts w:asciiTheme="minorHAnsi" w:hAnsiTheme="minorHAnsi" w:cstheme="minorHAnsi"/>
-                <w:color w:val="141A24"/>
-                <w:sz w:val="20"/>
-                <w:szCs w:val="20"/>
-                <w:rtl/>
-              </w:rPr>
-              <w:t xml:space="preserve">كل القيم بالأرقام تبقى لاتينية داخل النص العربي. تُستخدم خاصية </w:t>
-            </w:r>
-            <w:proofErr w:type="spellStart"/>
-            <w:r>
-              <w:rPr>
-                <w:rFonts w:asciiTheme="minorHAnsi" w:hAnsiTheme="minorHAnsi" w:cstheme="minorHAnsi"/>
-                <w:color w:val="141A24"/>
-                <w:sz w:val="20"/>
-                <w:szCs w:val="20"/>
-                <w:rtl/>
-              </w:rPr>
-              <w:t>isolate</w:t>
-            </w:r>
-            <w:proofErr w:type="spellEnd"/>
-            <w:r>
-              <w:rPr>
-                <w:rFonts w:asciiTheme="minorHAnsi" w:hAnsiTheme="minorHAnsi" w:cstheme="minorHAnsi"/>
-                <w:color w:val="141A24"/>
-                <w:sz w:val="20"/>
-                <w:szCs w:val="20"/>
-                <w:rtl/>
-              </w:rPr>
-              <w:t xml:space="preserve"> للعزل.</w:t>
-            </w:r>
-          </w:p>
-          <w:p>
-            <w:pPr>
-              <w:pStyle w:val="ListParagraph"/>
-              <w:numPr>
-                <w:ilvl w:val="0"/>
-                <w:numId w:val="2"/>
-              </w:numPr>
-              <w:bidi/>
-              <w:spacing w:before="60" w:after="60"/>
-              <w:rPr>
-                <w:rFonts w:asciiTheme="minorHAnsi" w:hAnsiTheme="minorHAnsi" w:cstheme="minorHAnsi"/>
-              </w:rPr>
-            </w:pPr>
-            <w:r>
-              <w:rPr>
-                <w:rFonts w:asciiTheme="minorHAnsi" w:hAnsiTheme="minorHAnsi" w:cstheme="minorHAnsi"/>
-                <w:color w:val="141A24"/>
-                <w:sz w:val="20"/>
-                <w:szCs w:val="20"/>
-                <w:rtl/>
-              </w:rPr>
-              <w:t xml:space="preserve">خط النص العربي في PDF: استخدم خط </w:t>
-            </w:r>
-            <w:proofErr w:type="spellStart"/>
-            <w:r>
-              <w:rPr>
-                <w:rFonts w:asciiTheme="minorHAnsi" w:hAnsiTheme="minorHAnsi" w:cstheme="minorHAnsi"/>
-                <w:color w:val="141A24"/>
-                <w:sz w:val="20"/>
-                <w:szCs w:val="20"/>
-                <w:rtl/>
-              </w:rPr>
-              <w:t>Tahoma</w:t>
-            </w:r>
-            <w:proofErr w:type="spellEnd"/>
-            <w:r>
-              <w:rPr>
-                <w:rFonts w:asciiTheme="minorHAnsi" w:hAnsiTheme="minorHAnsi" w:cstheme="minorHAnsi"/>
-                <w:color w:val="141A24"/>
-                <w:sz w:val="20"/>
-                <w:szCs w:val="20"/>
-                <w:rtl/>
-              </w:rPr>
-              <w:t xml:space="preserve"> بنسختيه العادية والعريضة. لا تستخدم </w:t>
-            </w:r>
-            <w:proofErr w:type="spellStart"/>
-            <w:r>
-              <w:rPr>
-                <w:rFonts w:asciiTheme="minorHAnsi" w:hAnsiTheme="minorHAnsi" w:cstheme="minorHAnsi"/>
-                <w:color w:val="141A24"/>
-                <w:sz w:val="20"/>
-                <w:szCs w:val="20"/>
-                <w:rtl/>
-              </w:rPr>
-              <w:t>FreeSans</w:t>
-            </w:r>
-            <w:proofErr w:type="spellEnd"/>
-            <w:r>
-              <w:rPr>
-                <w:rFonts w:asciiTheme="minorHAnsi" w:hAnsiTheme="minorHAnsi" w:cstheme="minorHAnsi"/>
-                <w:color w:val="141A24"/>
-                <w:sz w:val="20"/>
-                <w:szCs w:val="20"/>
-                <w:rtl/>
-              </w:rPr>
-              <w:t>.</w:t>
-            </w:r>
-          </w:p>
-          <w:p>
-            <w:pPr>
-              <w:pStyle w:val="ListParagraph"/>
-              <w:numPr>
-                <w:ilvl w:val="0"/>
-                <w:numId w:val="2"/>
-              </w:numPr>
-              <w:bidi/>
-              <w:spacing w:before="60" w:after="60"/>
-              <w:rPr>
-                <w:rFonts w:asciiTheme="minorHAnsi" w:hAnsiTheme="minorHAnsi" w:cstheme="minorHAnsi"/>
-              </w:rPr>
-            </w:pPr>
-            <w:r>
-              <w:rPr>
-                <w:rFonts w:asciiTheme="minorHAnsi" w:hAnsiTheme="minorHAnsi" w:cstheme="minorHAnsi"/>
-                <w:color w:val="141A24"/>
-                <w:sz w:val="20"/>
-                <w:szCs w:val="20"/>
-                <w:rtl/>
-              </w:rPr>
-              <w:t>اتجاه الصفحة من اليمين لليسار. الأعمدة في الجداول تُقرأ من اليمين، والترقيم يبدأ من اليمين.</w:t>
-            </w:r>
-          </w:p>
-          <w:p>
-            <w:pPr>
-              <w:pStyle w:val="ListParagraph"/>
-              <w:numPr>
-                <w:ilvl w:val="0"/>
-                <w:numId w:val="2"/>
-              </w:numPr>
-              <w:bidi/>
-              <w:spacing w:before="60" w:after="60"/>
-              <w:rPr>
-                <w:rFonts w:asciiTheme="minorHAnsi" w:hAnsiTheme="minorHAnsi" w:cstheme="minorHAnsi"/>
-              </w:rPr>
-            </w:pPr>
-            <w:bookmarkStart w:id="0" w:name="_GoBack"/>
-            <w:bookmarkEnd w:id="0"/>
-          </w:p>
-        </w:tc>
-      </w:tr>
-    </w:tbl>
     <w:p>
       <w:pPr>
         <w:bidi/>
